--- a/DEAL Journal Article.docx
+++ b/DEAL Journal Article.docx
@@ -54,164 +54,17 @@
       </w:pPr>
       <w:bookmarkStart w:id="0" w:name="OLE_LINK123"/>
     </w:p>
+    <w:bookmarkEnd w:id="0"/>
     <w:p>
       <w:pPr>
         <w:jc w:val="center"/>
       </w:pPr>
-      <w:r>
-        <w:rPr>
-          <w:b/>
-          <w:bCs/>
-        </w:rPr>
-        <w:t>Mohammad Fathi</w:t>
-      </w:r>
-      <w:r>
-        <w:br/>
-        <w:t xml:space="preserve">0000-0002-2203-2631, </w:t>
-      </w:r>
+    </w:p>
+    <w:p>
+      <w:pPr>
+        <w:jc w:val="center"/>
+      </w:pPr>
       <w:hyperlink r:id="rId8" w:history="1">
-        <w:r>
-          <w:rPr>
-            <w:rStyle w:val="Hyperlink"/>
-          </w:rPr>
-          <w:t>i@mimfa.net</w:t>
-        </w:r>
-      </w:hyperlink>
-      <w:r>
-        <w:t>,</w:t>
-      </w:r>
-      <w:r>
-        <w:br/>
-        <w:t xml:space="preserve">Ph.D. Candidate, </w:t>
-      </w:r>
-      <w:bookmarkStart w:id="1" w:name="OLE_LINK112"/>
-      <w:r>
-        <w:t>Department of Knowledge and Information Science University of Isfahan</w:t>
-      </w:r>
-      <w:bookmarkEnd w:id="1"/>
-      <w:r>
-        <w:t>, Isfahan, Iran</w:t>
-      </w:r>
-    </w:p>
-    <w:p>
-      <w:pPr>
-        <w:jc w:val="center"/>
-      </w:pPr>
-      <w:r>
-        <w:rPr>
-          <w:b/>
-          <w:bCs/>
-        </w:rPr>
-        <w:t xml:space="preserve">Mehrdad </w:t>
-      </w:r>
-      <w:proofErr w:type="spellStart"/>
-      <w:r>
-        <w:rPr>
-          <w:b/>
-          <w:bCs/>
-        </w:rPr>
-        <w:t>Cheshme</w:t>
-      </w:r>
-      <w:r>
-        <w:rPr>
-          <w:b/>
-          <w:bCs/>
-        </w:rPr>
-        <w:t>S</w:t>
-      </w:r>
-      <w:r>
-        <w:rPr>
-          <w:b/>
-          <w:bCs/>
-        </w:rPr>
-        <w:t>ohrabi</w:t>
-      </w:r>
-      <w:proofErr w:type="spellEnd"/>
-      <w:r>
-        <w:br/>
-      </w:r>
-      <w:r>
-        <w:t>0000-0003-1856-4210</w:t>
-      </w:r>
-      <w:r>
-        <w:t xml:space="preserve">, </w:t>
-      </w:r>
-      <w:hyperlink r:id="rId9" w:history="1">
-        <w:r>
-          <w:rPr>
-            <w:rStyle w:val="Hyperlink"/>
-          </w:rPr>
-          <w:t>mo.sohrabi@edu.ui.ac.ir</w:t>
-        </w:r>
-      </w:hyperlink>
-      <w:r>
-        <w:t>,</w:t>
-      </w:r>
-      <w:r>
-        <w:br/>
-        <w:t>Professor, Department of Knowledge and Information Science University of Isfahan, Isfahan, Iran</w:t>
-      </w:r>
-    </w:p>
-    <w:bookmarkEnd w:id="0"/>
-    <w:p>
-      <w:pPr>
-        <w:jc w:val="center"/>
-      </w:pPr>
-      <w:r>
-        <w:rPr>
-          <w:b/>
-          <w:bCs/>
-        </w:rPr>
-        <w:t>Ahmad Shabani</w:t>
-      </w:r>
-      <w:r>
-        <w:br/>
-        <w:t xml:space="preserve">0000-0002-2203-2631, </w:t>
-      </w:r>
-      <w:bookmarkStart w:id="2" w:name="OLE_LINK65"/>
-      <w:r>
-        <w:fldChar w:fldCharType="begin"/>
-      </w:r>
-      <w:r>
-        <w:instrText>HYPERLINK "mailto:</w:instrText>
-      </w:r>
-      <w:r>
-        <w:instrText>shabania@edu.ui.ac.ir</w:instrText>
-      </w:r>
-      <w:r>
-        <w:instrText>"</w:instrText>
-      </w:r>
-      <w:r>
-        <w:fldChar w:fldCharType="separate"/>
-      </w:r>
-      <w:r>
-        <w:rPr>
-          <w:rStyle w:val="Hyperlink"/>
-        </w:rPr>
-        <w:t>shabania@edu.ui.ac.ir</w:t>
-      </w:r>
-      <w:bookmarkEnd w:id="2"/>
-      <w:r>
-        <w:fldChar w:fldCharType="end"/>
-      </w:r>
-      <w:r>
-        <w:t>,</w:t>
-      </w:r>
-      <w:r>
-        <w:br/>
-        <w:t>Professor, Department of Knowledge and Information Science University of Isfahan, Isfahan, Iran</w:t>
-      </w:r>
-    </w:p>
-    <w:p>
-      <w:pPr>
-        <w:jc w:val="center"/>
-      </w:pPr>
-    </w:p>
-    <w:p>
-      <w:pPr>
-        <w:jc w:val="center"/>
-      </w:pPr>
-      <w:hyperlink r:id="rId10" w:history="1">
         <w:r>
           <w:rPr>
             <w:rStyle w:val="Hyperlink"/>
@@ -305,7 +158,7 @@
                     <pic:cNvPicPr/>
                   </pic:nvPicPr>
                   <pic:blipFill>
-                    <a:blip r:embed="rId11"/>
+                    <a:blip r:embed="rId9"/>
                     <a:stretch>
                       <a:fillRect/>
                     </a:stretch>
@@ -2283,7 +2136,7 @@
                     <pic:cNvPicPr/>
                   </pic:nvPicPr>
                   <pic:blipFill>
-                    <a:blip r:embed="rId12"/>
+                    <a:blip r:embed="rId10"/>
                     <a:stretch>
                       <a:fillRect/>
                     </a:stretch>
@@ -3516,7 +3369,7 @@
                     <pic:cNvPicPr/>
                   </pic:nvPicPr>
                   <pic:blipFill>
-                    <a:blip r:embed="rId13"/>
+                    <a:blip r:embed="rId11"/>
                     <a:stretch>
                       <a:fillRect/>
                     </a:stretch>
@@ -3666,7 +3519,7 @@
                     <pic:cNvPicPr/>
                   </pic:nvPicPr>
                   <pic:blipFill>
-                    <a:blip r:embed="rId14"/>
+                    <a:blip r:embed="rId12"/>
                     <a:stretch>
                       <a:fillRect/>
                     </a:stretch>
@@ -7867,8 +7720,8 @@
       </w:r>
     </w:p>
     <w:sectPr>
-      <w:headerReference w:type="default" r:id="rId15"/>
-      <w:footerReference w:type="default" r:id="rId16"/>
+      <w:headerReference w:type="default" r:id="rId13"/>
+      <w:footerReference w:type="default" r:id="rId14"/>
       <w:pgSz w:w="12240" w:h="15840"/>
       <w:pgMar w:top="1037" w:right="1181" w:bottom="1037" w:left="1181" w:header="720" w:footer="720" w:gutter="0"/>
       <w:cols w:space="720"/>
@@ -8803,6 +8656,7 @@
   <w:style w:type="character" w:default="1" w:styleId="DefaultParagraphFont">
     <w:name w:val="Default Paragraph Font"/>
     <w:uiPriority w:val="1"/>
+    <w:semiHidden/>
     <w:unhideWhenUsed/>
   </w:style>
   <w:style w:type="table" w:default="1" w:styleId="TableNormal">
